--- a/Documentation/AABHA_DENTAL.docx
+++ b/Documentation/AABHA_DENTAL.docx
@@ -181,8 +181,6 @@
         </w:rPr>
         <w:t>Save time by reducing manual work.</w:t>
       </w:r>
-      <w:bookmarkStart w:id="1" w:name="_GoBack"/>
-      <w:bookmarkEnd w:id="1"/>
     </w:p>
     <w:p>
       <w:pPr>
@@ -1509,13 +1507,29 @@
       <w:r>
         <w:t xml:space="preserve">The </w:t>
       </w:r>
+      <w:bookmarkStart w:id="1" w:name="_GoBack"/>
       <w:proofErr w:type="spellStart"/>
       <w:r>
+        <w:rPr>
+          <w:b/>
+          <w:bCs/>
+        </w:rPr>
         <w:t>Aabha</w:t>
       </w:r>
       <w:proofErr w:type="spellEnd"/>
       <w:r>
-        <w:t xml:space="preserve"> Dental Clinic is a healthcare organization that provides professional dental care services to patients. The clinic is committed to delivering high-quality treatment, maintaining hygiene standards, and ensuring patient comfort and satisfaction.</w:t>
+        <w:rPr>
+          <w:b/>
+          <w:bCs/>
+        </w:rPr>
+        <w:t xml:space="preserve"> Dental Clinic</w:t>
+      </w:r>
+      <w:r>
+        <w:t xml:space="preserve"> </w:t>
+      </w:r>
+      <w:bookmarkEnd w:id="1"/>
+      <w:r>
+        <w:t>is a healthcare organization that provides professional dental care services to patients. The clinic is committed to delivering high-quality treatment, maintaining hygiene standards, and ensuring patient comfort and satisfaction.</w:t>
       </w:r>
     </w:p>
     <w:p>
@@ -37636,7 +37650,7 @@
         </mc:Choice>
         <mc:Fallback>
           <w:pict>
-            <v:shape w14:anchorId="02BDC418" id="Graphic 3" o:spid="_x0000_s1026" style="position:absolute;margin-left:1in;margin-top:758.25pt;width:451.4pt;height:5.8pt;z-index:-16977920;visibility:visible;mso-wrap-style:square;mso-wrap-distance-left:0;mso-wrap-distance-top:0;mso-wrap-distance-right:0;mso-wrap-distance-bottom:0;mso-position-horizontal:absolute;mso-position-horizontal-relative:page;mso-position-vertical:absolute;mso-position-vertical-relative:page;v-text-anchor:top" coordsize="5732780,73660" o:gfxdata="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" path="m2876042,l,,,73152r2876042,l2876042,xem5732729,l2876118,r,73152l5732729,73152r,-73152xe" fillcolor="#4f81bc" stroked="f">
+            <v:shape w14:anchorId="37583EB1" id="Graphic 3" o:spid="_x0000_s1026" style="position:absolute;margin-left:1in;margin-top:758.25pt;width:451.4pt;height:5.8pt;z-index:-16977920;visibility:visible;mso-wrap-style:square;mso-wrap-distance-left:0;mso-wrap-distance-top:0;mso-wrap-distance-right:0;mso-wrap-distance-bottom:0;mso-position-horizontal:absolute;mso-position-horizontal-relative:page;mso-position-vertical:absolute;mso-position-vertical-relative:page;v-text-anchor:top" coordsize="5732780,73660" o:gfxdata="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" path="m2876042,l,,,73152r2876042,l2876042,xem5732729,l2876118,r,73152l5732729,73152r,-73152xe" fillcolor="#4f81bc" stroked="f">
               <v:path arrowok="t"/>
               <w10:wrap anchorx="page" anchory="page"/>
             </v:shape>
